--- a/src/main/SPECIFICATION.docx
+++ b/src/main/SPECIFICATION.docx
@@ -12,17 +12,15 @@
           <w:bCs/>
           <w:sz w:val="28"/>
           <w:szCs w:val="28"/>
-          <w:lang w:val="ru-RU"/>
-        </w:rPr>
-      </w:pPr>
-      <w:r>
-        <w:rPr>
-          <w:rFonts w:ascii="Times New Roman" w:hAnsi="Times New Roman" w:cs="Times New Roman"/>
-          <w:b/>
-          <w:bCs/>
-          <w:sz w:val="28"/>
-          <w:szCs w:val="28"/>
-          <w:lang w:val="ru-RU"/>
+        </w:rPr>
+      </w:pPr>
+      <w:r>
+        <w:rPr>
+          <w:rFonts w:ascii="Times New Roman" w:hAnsi="Times New Roman" w:cs="Times New Roman"/>
+          <w:b/>
+          <w:bCs/>
+          <w:sz w:val="28"/>
+          <w:szCs w:val="28"/>
         </w:rPr>
         <w:t>СПЕЦИФИКАЦИЯ</w:t>
       </w:r>
@@ -36,16 +34,14 @@
           <w:b/>
           <w:bCs/>
           <w:color w:val="000000" w:themeColor="text1"/>
-          <w:lang w:val="ru-RU"/>
-        </w:rPr>
-      </w:pPr>
-      <w:r>
-        <w:rPr>
-          <w:rFonts w:ascii="Times New Roman" w:hAnsi="Times New Roman" w:cs="Times New Roman"/>
-          <w:b/>
-          <w:bCs/>
-          <w:color w:val="000000" w:themeColor="text1"/>
-          <w:lang w:val="ru-RU"/>
+        </w:rPr>
+      </w:pPr>
+      <w:r>
+        <w:rPr>
+          <w:rFonts w:ascii="Times New Roman" w:hAnsi="Times New Roman" w:cs="Times New Roman"/>
+          <w:b/>
+          <w:bCs/>
+          <w:color w:val="000000" w:themeColor="text1"/>
         </w:rPr>
         <w:t>1. Общее описание</w:t>
       </w:r>
@@ -53,22 +49,19 @@
     <w:p>
       <w:pPr>
         <w:spacing w:line="360" w:lineRule="auto"/>
-        <w:jc w:val="both"/>
-        <w:rPr>
-          <w:rFonts w:ascii="Times New Roman" w:hAnsi="Times New Roman" w:cs="Times New Roman"/>
-          <w:sz w:val="28"/>
-          <w:szCs w:val="28"/>
-          <w:lang w:val="ru-RU"/>
-        </w:rPr>
-      </w:pPr>
-      <w:r>
-        <w:rPr>
-          <w:rFonts w:ascii="Times New Roman" w:hAnsi="Times New Roman" w:cs="Times New Roman"/>
-          <w:sz w:val="28"/>
-          <w:szCs w:val="28"/>
-          <w:lang w:val="ru-RU"/>
-        </w:rPr>
-        <w:t>Визуализатор алгоритма Форда-Беллмана — приложение с графическим интерфейсом для поиска кратчайшего пути во взвешенном ориентированном графе. Пользователь может создать граф вручную, запустить алгоритм и наблюдать пошаговую визуализацию его работы. Приложение рассчитано на графы до 90 вершин.</w:t>
+        <w:rPr>
+          <w:rFonts w:ascii="Times New Roman" w:hAnsi="Times New Roman" w:cs="Times New Roman"/>
+          <w:sz w:val="28"/>
+          <w:szCs w:val="28"/>
+        </w:rPr>
+      </w:pPr>
+      <w:r>
+        <w:rPr>
+          <w:rFonts w:ascii="Times New Roman" w:hAnsi="Times New Roman" w:cs="Times New Roman"/>
+          <w:sz w:val="28"/>
+          <w:szCs w:val="28"/>
+        </w:rPr>
+        <w:t>Визуализатор алгоритма Форда-Беллмана — приложение с графическим интерфейсом для поиска кратчайших путей во взвешенном ориентированном графе. Пользователь может создать граф вручную, запустить алгоритм и наблюдать пошаговую визуализацию его работы. Приложение рассчитано на графы до 90 вершин.</w:t>
       </w:r>
     </w:p>
     <w:p>
@@ -80,16 +73,14 @@
           <w:b/>
           <w:bCs/>
           <w:color w:val="000000" w:themeColor="text1"/>
-          <w:lang w:val="ru-RU"/>
-        </w:rPr>
-      </w:pPr>
-      <w:r>
-        <w:rPr>
-          <w:rFonts w:ascii="Times New Roman" w:hAnsi="Times New Roman" w:cs="Times New Roman"/>
-          <w:b/>
-          <w:bCs/>
-          <w:color w:val="000000" w:themeColor="text1"/>
-          <w:lang w:val="ru-RU"/>
+        </w:rPr>
+      </w:pPr>
+      <w:r>
+        <w:rPr>
+          <w:rFonts w:ascii="Times New Roman" w:hAnsi="Times New Roman" w:cs="Times New Roman"/>
+          <w:b/>
+          <w:bCs/>
+          <w:color w:val="000000" w:themeColor="text1"/>
         </w:rPr>
         <w:t>2. Интерфейс приложения</w:t>
       </w:r>
@@ -102,7 +93,6 @@
           <w:rFonts w:ascii="Times New Roman" w:hAnsi="Times New Roman" w:cs="Times New Roman"/>
           <w:sz w:val="28"/>
           <w:szCs w:val="28"/>
-          <w:lang w:val="ru-RU"/>
         </w:rPr>
       </w:pPr>
       <w:r>
@@ -111,7 +101,6 @@
           <w:noProof/>
           <w:sz w:val="28"/>
           <w:szCs w:val="28"/>
-          <w:lang w:val="ru-RU"/>
         </w:rPr>
         <w:drawing>
           <wp:inline distT="0" distB="0" distL="0" distR="0" wp14:anchorId="302D1380" wp14:editId="4C51F110">
@@ -129,7 +118,7 @@
                     <pic:cNvPicPr/>
                   </pic:nvPicPr>
                   <pic:blipFill>
-                    <a:blip r:embed="rId4">
+                    <a:blip r:embed="rId5">
                       <a:extLst>
                         <a:ext uri="{28A0092B-C50C-407E-A947-70E740481C1C}">
                           <a14:useLocalDpi xmlns:a14="http://schemas.microsoft.com/office/drawing/2010/main" val="0"/>
@@ -160,7 +149,6 @@
           <w:rFonts w:ascii="Times New Roman" w:hAnsi="Times New Roman" w:cs="Times New Roman"/>
           <w:sz w:val="28"/>
           <w:szCs w:val="28"/>
-          <w:lang w:val="ru-RU"/>
         </w:rPr>
         <w:t>Главное окно состоит из трёх областей. В центре находится холст для рисования графа. Справа расположена панель инструментов с кнопками. Внизу — информационная панель, в которой отображаются подсказки и описание текущего шага алгоритма.</w:t>
       </w:r>
@@ -174,16 +162,14 @@
           <w:b/>
           <w:bCs/>
           <w:color w:val="000000" w:themeColor="text1"/>
-          <w:lang w:val="ru-RU"/>
-        </w:rPr>
-      </w:pPr>
-      <w:r>
-        <w:rPr>
-          <w:rFonts w:ascii="Times New Roman" w:hAnsi="Times New Roman" w:cs="Times New Roman"/>
-          <w:b/>
-          <w:bCs/>
-          <w:color w:val="000000" w:themeColor="text1"/>
-          <w:lang w:val="ru-RU"/>
+        </w:rPr>
+      </w:pPr>
+      <w:r>
+        <w:rPr>
+          <w:rFonts w:ascii="Times New Roman" w:hAnsi="Times New Roman" w:cs="Times New Roman"/>
+          <w:b/>
+          <w:bCs/>
+          <w:color w:val="000000" w:themeColor="text1"/>
         </w:rPr>
         <w:lastRenderedPageBreak/>
         <w:t>3. Создание графа</w:t>
@@ -200,18 +186,16 @@
           <w:color w:val="000000" w:themeColor="text1"/>
           <w:sz w:val="28"/>
           <w:szCs w:val="28"/>
-          <w:lang w:val="ru-RU"/>
-        </w:rPr>
-      </w:pPr>
-      <w:r>
-        <w:rPr>
-          <w:rFonts w:ascii="Times New Roman" w:hAnsi="Times New Roman" w:cs="Times New Roman"/>
-          <w:b/>
-          <w:bCs/>
-          <w:color w:val="000000" w:themeColor="text1"/>
-          <w:sz w:val="28"/>
-          <w:szCs w:val="28"/>
-          <w:lang w:val="ru-RU"/>
+        </w:rPr>
+      </w:pPr>
+      <w:r>
+        <w:rPr>
+          <w:rFonts w:ascii="Times New Roman" w:hAnsi="Times New Roman" w:cs="Times New Roman"/>
+          <w:b/>
+          <w:bCs/>
+          <w:color w:val="000000" w:themeColor="text1"/>
+          <w:sz w:val="28"/>
+          <w:szCs w:val="28"/>
         </w:rPr>
         <w:t>3.1. Добавление вершин</w:t>
       </w:r>
@@ -224,15 +208,13 @@
           <w:rFonts w:ascii="Times New Roman" w:hAnsi="Times New Roman" w:cs="Times New Roman"/>
           <w:sz w:val="28"/>
           <w:szCs w:val="28"/>
-          <w:lang w:val="ru-RU"/>
-        </w:rPr>
-      </w:pPr>
-      <w:r>
-        <w:rPr>
-          <w:rFonts w:ascii="Times New Roman" w:hAnsi="Times New Roman" w:cs="Times New Roman"/>
-          <w:sz w:val="28"/>
-          <w:szCs w:val="28"/>
-          <w:lang w:val="ru-RU"/>
+        </w:rPr>
+      </w:pPr>
+      <w:r>
+        <w:rPr>
+          <w:rFonts w:ascii="Times New Roman" w:hAnsi="Times New Roman" w:cs="Times New Roman"/>
+          <w:sz w:val="28"/>
+          <w:szCs w:val="28"/>
         </w:rPr>
         <w:t>Вершина создаётся кликом левой кнопки мыши по пустому месту на холсте. Вершина отображается в виде синего кружка, внутри которого написан её номер. Нумерация начинается с нуля и увеличивается автоматически.</w:t>
       </w:r>
@@ -248,18 +230,16 @@
           <w:color w:val="000000" w:themeColor="text1"/>
           <w:sz w:val="28"/>
           <w:szCs w:val="28"/>
-          <w:lang w:val="ru-RU"/>
-        </w:rPr>
-      </w:pPr>
-      <w:r>
-        <w:rPr>
-          <w:rFonts w:ascii="Times New Roman" w:hAnsi="Times New Roman" w:cs="Times New Roman"/>
-          <w:b/>
-          <w:bCs/>
-          <w:color w:val="000000" w:themeColor="text1"/>
-          <w:sz w:val="28"/>
-          <w:szCs w:val="28"/>
-          <w:lang w:val="ru-RU"/>
+        </w:rPr>
+      </w:pPr>
+      <w:r>
+        <w:rPr>
+          <w:rFonts w:ascii="Times New Roman" w:hAnsi="Times New Roman" w:cs="Times New Roman"/>
+          <w:b/>
+          <w:bCs/>
+          <w:color w:val="000000" w:themeColor="text1"/>
+          <w:sz w:val="28"/>
+          <w:szCs w:val="28"/>
         </w:rPr>
         <w:t>3.2. Добавление рёбер</w:t>
       </w:r>
@@ -272,15 +252,13 @@
           <w:rFonts w:ascii="Times New Roman" w:hAnsi="Times New Roman" w:cs="Times New Roman"/>
           <w:sz w:val="28"/>
           <w:szCs w:val="28"/>
-          <w:lang w:val="ru-RU"/>
-        </w:rPr>
-      </w:pPr>
-      <w:r>
-        <w:rPr>
-          <w:rFonts w:ascii="Times New Roman" w:hAnsi="Times New Roman" w:cs="Times New Roman"/>
-          <w:sz w:val="28"/>
-          <w:szCs w:val="28"/>
-          <w:lang w:val="ru-RU"/>
+        </w:rPr>
+      </w:pPr>
+      <w:r>
+        <w:rPr>
+          <w:rFonts w:ascii="Times New Roman" w:hAnsi="Times New Roman" w:cs="Times New Roman"/>
+          <w:sz w:val="28"/>
+          <w:szCs w:val="28"/>
         </w:rPr>
         <w:t>Чтобы добавить ребро, нужно кликнуть по вершине-началу (она подсветится жёлтым), затем по вершине-концу. Появится окно для ввода веса ребра. После подтверждения на холсте отобразится линия со стрелкой, указывающей направление, и числом веса посередине. Если между вершинами уже существует ребро в этом направлении, откроется окно с текущим весом, который можно изменить.</w:t>
       </w:r>
@@ -296,18 +274,16 @@
           <w:color w:val="000000" w:themeColor="text1"/>
           <w:sz w:val="28"/>
           <w:szCs w:val="28"/>
-          <w:lang w:val="ru-RU"/>
-        </w:rPr>
-      </w:pPr>
-      <w:r>
-        <w:rPr>
-          <w:rFonts w:ascii="Times New Roman" w:hAnsi="Times New Roman" w:cs="Times New Roman"/>
-          <w:b/>
-          <w:bCs/>
-          <w:color w:val="000000" w:themeColor="text1"/>
-          <w:sz w:val="28"/>
-          <w:szCs w:val="28"/>
-          <w:lang w:val="ru-RU"/>
+        </w:rPr>
+      </w:pPr>
+      <w:r>
+        <w:rPr>
+          <w:rFonts w:ascii="Times New Roman" w:hAnsi="Times New Roman" w:cs="Times New Roman"/>
+          <w:b/>
+          <w:bCs/>
+          <w:color w:val="000000" w:themeColor="text1"/>
+          <w:sz w:val="28"/>
+          <w:szCs w:val="28"/>
         </w:rPr>
         <w:t>3.3. Независимые веса встречных рёбер</w:t>
       </w:r>
@@ -320,15 +296,13 @@
           <w:rFonts w:ascii="Times New Roman" w:hAnsi="Times New Roman" w:cs="Times New Roman"/>
           <w:sz w:val="28"/>
           <w:szCs w:val="28"/>
-          <w:lang w:val="ru-RU"/>
-        </w:rPr>
-      </w:pPr>
-      <w:r>
-        <w:rPr>
-          <w:rFonts w:ascii="Times New Roman" w:hAnsi="Times New Roman" w:cs="Times New Roman"/>
-          <w:sz w:val="28"/>
-          <w:szCs w:val="28"/>
-          <w:lang w:val="ru-RU"/>
+        </w:rPr>
+      </w:pPr>
+      <w:r>
+        <w:rPr>
+          <w:rFonts w:ascii="Times New Roman" w:hAnsi="Times New Roman" w:cs="Times New Roman"/>
+          <w:sz w:val="28"/>
+          <w:szCs w:val="28"/>
         </w:rPr>
         <w:t>Граф ориентированный. Ребро из вершины A в вершину B и ребро из B в A — это два независимых ребра. Они могут иметь разные веса. При создании обратного ребра окно ввода веса появляется всегда, и пользователь может указать любое значение. Изменение веса одного направления не влияет на вес встречного.</w:t>
       </w:r>
@@ -344,18 +318,16 @@
           <w:color w:val="000000" w:themeColor="text1"/>
           <w:sz w:val="28"/>
           <w:szCs w:val="28"/>
-          <w:lang w:val="ru-RU"/>
-        </w:rPr>
-      </w:pPr>
-      <w:r>
-        <w:rPr>
-          <w:rFonts w:ascii="Times New Roman" w:hAnsi="Times New Roman" w:cs="Times New Roman"/>
-          <w:b/>
-          <w:bCs/>
-          <w:color w:val="000000" w:themeColor="text1"/>
-          <w:sz w:val="28"/>
-          <w:szCs w:val="28"/>
-          <w:lang w:val="ru-RU"/>
+        </w:rPr>
+      </w:pPr>
+      <w:r>
+        <w:rPr>
+          <w:rFonts w:ascii="Times New Roman" w:hAnsi="Times New Roman" w:cs="Times New Roman"/>
+          <w:b/>
+          <w:bCs/>
+          <w:color w:val="000000" w:themeColor="text1"/>
+          <w:sz w:val="28"/>
+          <w:szCs w:val="28"/>
         </w:rPr>
         <w:t>3.4. Режимы работы</w:t>
       </w:r>
@@ -368,15 +340,13 @@
           <w:rFonts w:ascii="Times New Roman" w:hAnsi="Times New Roman" w:cs="Times New Roman"/>
           <w:sz w:val="28"/>
           <w:szCs w:val="28"/>
-          <w:lang w:val="ru-RU"/>
-        </w:rPr>
-      </w:pPr>
-      <w:r>
-        <w:rPr>
-          <w:rFonts w:ascii="Times New Roman" w:hAnsi="Times New Roman" w:cs="Times New Roman"/>
-          <w:sz w:val="28"/>
-          <w:szCs w:val="28"/>
-          <w:lang w:val="ru-RU"/>
+        </w:rPr>
+      </w:pPr>
+      <w:r>
+        <w:rPr>
+          <w:rFonts w:ascii="Times New Roman" w:hAnsi="Times New Roman" w:cs="Times New Roman"/>
+          <w:sz w:val="28"/>
+          <w:szCs w:val="28"/>
         </w:rPr>
         <w:t>Кнопка "Вершина" включает режим, в котором клик по холсту только создаёт вершины. Кнопка "Ребро" включает режим, в котором клик только создаёт рёбра. По умолчанию активен автоматический режим: клик по пустому месту создаёт вершину, клик по существующей вершине начинает создание ребра.</w:t>
       </w:r>
@@ -392,18 +362,16 @@
           <w:color w:val="000000" w:themeColor="text1"/>
           <w:sz w:val="28"/>
           <w:szCs w:val="28"/>
-          <w:lang w:val="ru-RU"/>
-        </w:rPr>
-      </w:pPr>
-      <w:r>
-        <w:rPr>
-          <w:rFonts w:ascii="Times New Roman" w:hAnsi="Times New Roman" w:cs="Times New Roman"/>
-          <w:b/>
-          <w:bCs/>
-          <w:color w:val="000000" w:themeColor="text1"/>
-          <w:sz w:val="28"/>
-          <w:szCs w:val="28"/>
-          <w:lang w:val="ru-RU"/>
+        </w:rPr>
+      </w:pPr>
+      <w:r>
+        <w:rPr>
+          <w:rFonts w:ascii="Times New Roman" w:hAnsi="Times New Roman" w:cs="Times New Roman"/>
+          <w:b/>
+          <w:bCs/>
+          <w:color w:val="000000" w:themeColor="text1"/>
+          <w:sz w:val="28"/>
+          <w:szCs w:val="28"/>
         </w:rPr>
         <w:t>3.5. Очистка графа</w:t>
       </w:r>
@@ -416,15 +384,13 @@
           <w:rFonts w:ascii="Times New Roman" w:hAnsi="Times New Roman" w:cs="Times New Roman"/>
           <w:sz w:val="28"/>
           <w:szCs w:val="28"/>
-          <w:lang w:val="ru-RU"/>
-        </w:rPr>
-      </w:pPr>
-      <w:r>
-        <w:rPr>
-          <w:rFonts w:ascii="Times New Roman" w:hAnsi="Times New Roman" w:cs="Times New Roman"/>
-          <w:sz w:val="28"/>
-          <w:szCs w:val="28"/>
-          <w:lang w:val="ru-RU"/>
+        </w:rPr>
+      </w:pPr>
+      <w:r>
+        <w:rPr>
+          <w:rFonts w:ascii="Times New Roman" w:hAnsi="Times New Roman" w:cs="Times New Roman"/>
+          <w:sz w:val="28"/>
+          <w:szCs w:val="28"/>
         </w:rPr>
         <w:t>Кнопка "Очистить" полностью удаляет все вершины и рёбра. После очистки нумерация вершин начинается заново с нуля.</w:t>
       </w:r>
@@ -438,16 +404,14 @@
           <w:b/>
           <w:bCs/>
           <w:color w:val="000000" w:themeColor="text1"/>
-          <w:lang w:val="ru-RU"/>
-        </w:rPr>
-      </w:pPr>
-      <w:r>
-        <w:rPr>
-          <w:rFonts w:ascii="Times New Roman" w:hAnsi="Times New Roman" w:cs="Times New Roman"/>
-          <w:b/>
-          <w:bCs/>
-          <w:color w:val="000000" w:themeColor="text1"/>
-          <w:lang w:val="ru-RU"/>
+        </w:rPr>
+      </w:pPr>
+      <w:r>
+        <w:rPr>
+          <w:rFonts w:ascii="Times New Roman" w:hAnsi="Times New Roman" w:cs="Times New Roman"/>
+          <w:b/>
+          <w:bCs/>
+          <w:color w:val="000000" w:themeColor="text1"/>
         </w:rPr>
         <w:lastRenderedPageBreak/>
         <w:t>4. Навигация по холсту</w:t>
@@ -464,18 +428,16 @@
           <w:color w:val="000000" w:themeColor="text1"/>
           <w:sz w:val="28"/>
           <w:szCs w:val="28"/>
-          <w:lang w:val="ru-RU"/>
-        </w:rPr>
-      </w:pPr>
-      <w:r>
-        <w:rPr>
-          <w:rFonts w:ascii="Times New Roman" w:hAnsi="Times New Roman" w:cs="Times New Roman"/>
-          <w:b/>
-          <w:bCs/>
-          <w:color w:val="000000" w:themeColor="text1"/>
-          <w:sz w:val="28"/>
-          <w:szCs w:val="28"/>
-          <w:lang w:val="ru-RU"/>
+        </w:rPr>
+      </w:pPr>
+      <w:r>
+        <w:rPr>
+          <w:rFonts w:ascii="Times New Roman" w:hAnsi="Times New Roman" w:cs="Times New Roman"/>
+          <w:b/>
+          <w:bCs/>
+          <w:color w:val="000000" w:themeColor="text1"/>
+          <w:sz w:val="28"/>
+          <w:szCs w:val="28"/>
         </w:rPr>
         <w:t>4.1. Масштабирование</w:t>
       </w:r>
@@ -488,15 +450,13 @@
           <w:rFonts w:ascii="Times New Roman" w:hAnsi="Times New Roman" w:cs="Times New Roman"/>
           <w:sz w:val="28"/>
           <w:szCs w:val="28"/>
-          <w:lang w:val="ru-RU"/>
-        </w:rPr>
-      </w:pPr>
-      <w:r>
-        <w:rPr>
-          <w:rFonts w:ascii="Times New Roman" w:hAnsi="Times New Roman" w:cs="Times New Roman"/>
-          <w:sz w:val="28"/>
-          <w:szCs w:val="28"/>
-          <w:lang w:val="ru-RU"/>
+        </w:rPr>
+      </w:pPr>
+      <w:r>
+        <w:rPr>
+          <w:rFonts w:ascii="Times New Roman" w:hAnsi="Times New Roman" w:cs="Times New Roman"/>
+          <w:sz w:val="28"/>
+          <w:szCs w:val="28"/>
         </w:rPr>
         <w:t>Вращение колёсика мыши изменяет масштаб холста. При уменьшении масштаба вершины и текст становятся меньше, что позволяет увидеть весь граф целиком. При увеличении масштаба детали становятся крупнее, что удобно для работы с плотным графом.</w:t>
       </w:r>
@@ -512,18 +472,16 @@
           <w:color w:val="000000" w:themeColor="text1"/>
           <w:sz w:val="28"/>
           <w:szCs w:val="28"/>
-          <w:lang w:val="ru-RU"/>
-        </w:rPr>
-      </w:pPr>
-      <w:r>
-        <w:rPr>
-          <w:rFonts w:ascii="Times New Roman" w:hAnsi="Times New Roman" w:cs="Times New Roman"/>
-          <w:b/>
-          <w:bCs/>
-          <w:color w:val="000000" w:themeColor="text1"/>
-          <w:sz w:val="28"/>
-          <w:szCs w:val="28"/>
-          <w:lang w:val="ru-RU"/>
+        </w:rPr>
+      </w:pPr>
+      <w:r>
+        <w:rPr>
+          <w:rFonts w:ascii="Times New Roman" w:hAnsi="Times New Roman" w:cs="Times New Roman"/>
+          <w:b/>
+          <w:bCs/>
+          <w:color w:val="000000" w:themeColor="text1"/>
+          <w:sz w:val="28"/>
+          <w:szCs w:val="28"/>
         </w:rPr>
         <w:t>4.2. Перемещение холста</w:t>
       </w:r>
@@ -536,15 +494,13 @@
           <w:rFonts w:ascii="Times New Roman" w:hAnsi="Times New Roman" w:cs="Times New Roman"/>
           <w:sz w:val="28"/>
           <w:szCs w:val="28"/>
-          <w:lang w:val="ru-RU"/>
-        </w:rPr>
-      </w:pPr>
-      <w:r>
-        <w:rPr>
-          <w:rFonts w:ascii="Times New Roman" w:hAnsi="Times New Roman" w:cs="Times New Roman"/>
-          <w:sz w:val="28"/>
-          <w:szCs w:val="28"/>
-          <w:lang w:val="ru-RU"/>
+        </w:rPr>
+      </w:pPr>
+      <w:r>
+        <w:rPr>
+          <w:rFonts w:ascii="Times New Roman" w:hAnsi="Times New Roman" w:cs="Times New Roman"/>
+          <w:sz w:val="28"/>
+          <w:szCs w:val="28"/>
         </w:rPr>
         <w:t>Холст можно перемещать, зажав правую кнопку мыши и перетаскивая его в нужную сторону. Это позволяет добраться до любой части графа, даже если он не помещается на экране.</w:t>
       </w:r>
@@ -558,16 +514,14 @@
           <w:b/>
           <w:bCs/>
           <w:color w:val="000000" w:themeColor="text1"/>
-          <w:lang w:val="ru-RU"/>
-        </w:rPr>
-      </w:pPr>
-      <w:r>
-        <w:rPr>
-          <w:rFonts w:ascii="Times New Roman" w:hAnsi="Times New Roman" w:cs="Times New Roman"/>
-          <w:b/>
-          <w:bCs/>
-          <w:color w:val="000000" w:themeColor="text1"/>
-          <w:lang w:val="ru-RU"/>
+        </w:rPr>
+      </w:pPr>
+      <w:r>
+        <w:rPr>
+          <w:rFonts w:ascii="Times New Roman" w:hAnsi="Times New Roman" w:cs="Times New Roman"/>
+          <w:b/>
+          <w:bCs/>
+          <w:color w:val="000000" w:themeColor="text1"/>
         </w:rPr>
         <w:t>5. Автоматическая раскладка графа</w:t>
       </w:r>
@@ -580,15 +534,13 @@
           <w:rFonts w:ascii="Times New Roman" w:hAnsi="Times New Roman" w:cs="Times New Roman"/>
           <w:sz w:val="28"/>
           <w:szCs w:val="28"/>
-          <w:lang w:val="ru-RU"/>
-        </w:rPr>
-      </w:pPr>
-      <w:r>
-        <w:rPr>
-          <w:rFonts w:ascii="Times New Roman" w:hAnsi="Times New Roman" w:cs="Times New Roman"/>
-          <w:sz w:val="28"/>
-          <w:szCs w:val="28"/>
-          <w:lang w:val="ru-RU"/>
+        </w:rPr>
+      </w:pPr>
+      <w:r>
+        <w:rPr>
+          <w:rFonts w:ascii="Times New Roman" w:hAnsi="Times New Roman" w:cs="Times New Roman"/>
+          <w:sz w:val="28"/>
+          <w:szCs w:val="28"/>
         </w:rPr>
         <w:t>Кнопка "Расставить" автоматически размещает все вершины графа так, чтобы они не накладывались друг на друга, а связанные вершины располагались рядом. Это удобно при работе с большими графами, когда ручное размещение заняло бы слишком много времени.</w:t>
       </w:r>
@@ -602,16 +554,14 @@
           <w:b/>
           <w:bCs/>
           <w:color w:val="000000" w:themeColor="text1"/>
-          <w:lang w:val="ru-RU"/>
-        </w:rPr>
-      </w:pPr>
-      <w:r>
-        <w:rPr>
-          <w:rFonts w:ascii="Times New Roman" w:hAnsi="Times New Roman" w:cs="Times New Roman"/>
-          <w:b/>
-          <w:bCs/>
-          <w:color w:val="000000" w:themeColor="text1"/>
-          <w:lang w:val="ru-RU"/>
+        </w:rPr>
+      </w:pPr>
+      <w:r>
+        <w:rPr>
+          <w:rFonts w:ascii="Times New Roman" w:hAnsi="Times New Roman" w:cs="Times New Roman"/>
+          <w:b/>
+          <w:bCs/>
+          <w:color w:val="000000" w:themeColor="text1"/>
         </w:rPr>
         <w:t>6. Запуск алгоритма</w:t>
       </w:r>
@@ -619,22 +569,19 @@
     <w:p>
       <w:pPr>
         <w:spacing w:line="360" w:lineRule="auto"/>
-        <w:jc w:val="both"/>
-        <w:rPr>
-          <w:rFonts w:ascii="Times New Roman" w:hAnsi="Times New Roman" w:cs="Times New Roman"/>
-          <w:sz w:val="28"/>
-          <w:szCs w:val="28"/>
-          <w:lang w:val="ru-RU"/>
-        </w:rPr>
-      </w:pPr>
-      <w:r>
-        <w:rPr>
-          <w:rFonts w:ascii="Times New Roman" w:hAnsi="Times New Roman" w:cs="Times New Roman"/>
-          <w:sz w:val="28"/>
-          <w:szCs w:val="28"/>
-          <w:lang w:val="ru-RU"/>
-        </w:rPr>
-        <w:t>Перед запуском необходимо выбрать стартовую и конечную вершины с помощью кнопок "Старт" и "Финиш". Выбранная стартовая вершина подсвечивается зелёным, конечная — красным. После выбора обеих вершин становится доступна кнопка "Запустить". При нажатии на неё выполняется алгоритм Форда-Беллмана.</w:t>
+        <w:rPr>
+          <w:rFonts w:ascii="Times New Roman" w:hAnsi="Times New Roman" w:cs="Times New Roman"/>
+          <w:sz w:val="28"/>
+          <w:szCs w:val="28"/>
+        </w:rPr>
+      </w:pPr>
+      <w:r>
+        <w:rPr>
+          <w:rFonts w:ascii="Times New Roman" w:hAnsi="Times New Roman" w:cs="Times New Roman"/>
+          <w:sz w:val="28"/>
+          <w:szCs w:val="28"/>
+        </w:rPr>
+        <w:t>Перед запуском необходимо выбрать стартовую вершину с помощью кнопки "Старт". Выбранная вершина подсвечивается зелёным. После выбора становится доступна кнопка "Запустить". При нажатии на неё выполняется алгоритм Форда-Беллмана, который находит кратчайшие пути от стартовой вершины до всех остальных вершин графа. Пользователь может дополнительно выбрать конечную вершину кнопкой "Финиш" — тогда после завершения алгоритма будет выделен путь именно до неё. Если конечная вершина не выбрана, после работы алгоритма пользователь может кликнуть по любой вершине, чтобы увидеть кратчайший путь до неё.</w:t>
       </w:r>
     </w:p>
     <w:p>
@@ -646,17 +593,16 @@
           <w:b/>
           <w:bCs/>
           <w:color w:val="000000" w:themeColor="text1"/>
-          <w:lang w:val="ru-RU"/>
-        </w:rPr>
-      </w:pPr>
-      <w:r>
-        <w:rPr>
-          <w:rFonts w:ascii="Times New Roman" w:hAnsi="Times New Roman" w:cs="Times New Roman"/>
-          <w:b/>
-          <w:bCs/>
-          <w:color w:val="000000" w:themeColor="text1"/>
-          <w:lang w:val="ru-RU"/>
-        </w:rPr>
+        </w:rPr>
+      </w:pPr>
+      <w:r>
+        <w:rPr>
+          <w:rFonts w:ascii="Times New Roman" w:hAnsi="Times New Roman" w:cs="Times New Roman"/>
+          <w:b/>
+          <w:bCs/>
+          <w:color w:val="000000" w:themeColor="text1"/>
+        </w:rPr>
+        <w:lastRenderedPageBreak/>
         <w:t>7. Пошаговая визуализация</w:t>
       </w:r>
     </w:p>
@@ -668,15 +614,13 @@
           <w:rFonts w:ascii="Times New Roman" w:hAnsi="Times New Roman" w:cs="Times New Roman"/>
           <w:sz w:val="28"/>
           <w:szCs w:val="28"/>
-          <w:lang w:val="ru-RU"/>
-        </w:rPr>
-      </w:pPr>
-      <w:r>
-        <w:rPr>
-          <w:rFonts w:ascii="Times New Roman" w:hAnsi="Times New Roman" w:cs="Times New Roman"/>
-          <w:sz w:val="28"/>
-          <w:szCs w:val="28"/>
-          <w:lang w:val="ru-RU"/>
+        </w:rPr>
+      </w:pPr>
+      <w:r>
+        <w:rPr>
+          <w:rFonts w:ascii="Times New Roman" w:hAnsi="Times New Roman" w:cs="Times New Roman"/>
+          <w:sz w:val="28"/>
+          <w:szCs w:val="28"/>
         </w:rPr>
         <w:t>После запуска алгоритма пользователь может наблюдать его работу по шагам. Кнопка "Шаг вперёд" показывает очередной шаг. На каждом шаге на холсте отображается:</w:t>
       </w:r>
@@ -689,15 +633,13 @@
           <w:rFonts w:ascii="Times New Roman" w:hAnsi="Times New Roman" w:cs="Times New Roman"/>
           <w:sz w:val="28"/>
           <w:szCs w:val="28"/>
-          <w:lang w:val="ru-RU"/>
-        </w:rPr>
-      </w:pPr>
-      <w:r>
-        <w:rPr>
-          <w:rFonts w:ascii="Times New Roman" w:hAnsi="Times New Roman" w:cs="Times New Roman"/>
-          <w:sz w:val="28"/>
-          <w:szCs w:val="28"/>
-          <w:lang w:val="ru-RU"/>
+        </w:rPr>
+      </w:pPr>
+      <w:r>
+        <w:rPr>
+          <w:rFonts w:ascii="Times New Roman" w:hAnsi="Times New Roman" w:cs="Times New Roman"/>
+          <w:sz w:val="28"/>
+          <w:szCs w:val="28"/>
         </w:rPr>
         <w:t>· жёлтым — вершина, обрабатываемая на текущем шаге</w:t>
       </w:r>
@@ -710,15 +652,13 @@
           <w:rFonts w:ascii="Times New Roman" w:hAnsi="Times New Roman" w:cs="Times New Roman"/>
           <w:sz w:val="28"/>
           <w:szCs w:val="28"/>
-          <w:lang w:val="ru-RU"/>
-        </w:rPr>
-      </w:pPr>
-      <w:r>
-        <w:rPr>
-          <w:rFonts w:ascii="Times New Roman" w:hAnsi="Times New Roman" w:cs="Times New Roman"/>
-          <w:sz w:val="28"/>
-          <w:szCs w:val="28"/>
-          <w:lang w:val="ru-RU"/>
+        </w:rPr>
+      </w:pPr>
+      <w:r>
+        <w:rPr>
+          <w:rFonts w:ascii="Times New Roman" w:hAnsi="Times New Roman" w:cs="Times New Roman"/>
+          <w:sz w:val="28"/>
+          <w:szCs w:val="28"/>
         </w:rPr>
         <w:t>· оранжевым — ребро, рассматриваемое на текущем шаге</w:t>
       </w:r>
@@ -731,82 +671,318 @@
           <w:rFonts w:ascii="Times New Roman" w:hAnsi="Times New Roman" w:cs="Times New Roman"/>
           <w:sz w:val="28"/>
           <w:szCs w:val="28"/>
-          <w:lang w:val="ru-RU"/>
-        </w:rPr>
-      </w:pPr>
-      <w:r>
-        <w:rPr>
-          <w:rFonts w:ascii="Times New Roman" w:hAnsi="Times New Roman" w:cs="Times New Roman"/>
-          <w:sz w:val="28"/>
-          <w:szCs w:val="28"/>
-          <w:lang w:val="ru-RU"/>
+        </w:rPr>
+      </w:pPr>
+      <w:r>
+        <w:rPr>
+          <w:rFonts w:ascii="Times New Roman" w:hAnsi="Times New Roman" w:cs="Times New Roman"/>
+          <w:sz w:val="28"/>
+          <w:szCs w:val="28"/>
+        </w:rPr>
+        <w:t>· серым — вершины, уже посещённые алгоритмом</w:t>
+      </w:r>
+    </w:p>
+    <w:p>
+      <w:pPr>
+        <w:spacing w:line="360" w:lineRule="auto"/>
+        <w:jc w:val="both"/>
+        <w:rPr>
+          <w:rFonts w:ascii="Times New Roman" w:hAnsi="Times New Roman" w:cs="Times New Roman"/>
+          <w:sz w:val="28"/>
+          <w:szCs w:val="28"/>
+        </w:rPr>
+      </w:pPr>
+      <w:r>
+        <w:rPr>
+          <w:rFonts w:ascii="Times New Roman" w:hAnsi="Times New Roman" w:cs="Times New Roman"/>
+          <w:sz w:val="28"/>
+          <w:szCs w:val="28"/>
+        </w:rPr>
+        <w:t>· числа рядом с вершинами — текущие кратчайшие расстояния от стартовой вершины</w:t>
+      </w:r>
+    </w:p>
+    <w:p>
+      <w:pPr>
+        <w:spacing w:line="360" w:lineRule="auto"/>
+        <w:jc w:val="both"/>
+        <w:rPr>
+          <w:rFonts w:ascii="Times New Roman" w:hAnsi="Times New Roman" w:cs="Times New Roman"/>
+          <w:sz w:val="28"/>
+          <w:szCs w:val="28"/>
+        </w:rPr>
+      </w:pPr>
+      <w:r>
+        <w:rPr>
+          <w:rFonts w:ascii="Times New Roman" w:hAnsi="Times New Roman" w:cs="Times New Roman"/>
+          <w:sz w:val="28"/>
+          <w:szCs w:val="28"/>
+        </w:rPr>
+        <w:t>Информационная панель содержит подробное описание текущего шага:</w:t>
+      </w:r>
+    </w:p>
+    <w:p>
+      <w:pPr>
+        <w:numPr>
+          <w:ilvl w:val="0"/>
+          <w:numId w:val="1"/>
+        </w:numPr>
+        <w:spacing w:line="360" w:lineRule="auto"/>
+        <w:jc w:val="both"/>
+        <w:rPr>
+          <w:rFonts w:ascii="Times New Roman" w:hAnsi="Times New Roman" w:cs="Times New Roman"/>
+          <w:sz w:val="28"/>
+          <w:szCs w:val="28"/>
+        </w:rPr>
+      </w:pPr>
+      <w:r>
+        <w:rPr>
+          <w:rFonts w:ascii="Times New Roman" w:hAnsi="Times New Roman" w:cs="Times New Roman"/>
+          <w:sz w:val="28"/>
+          <w:szCs w:val="28"/>
+        </w:rPr>
+        <w:t>название итерации (проход по всем рёбрам)</w:t>
+      </w:r>
+    </w:p>
+    <w:p>
+      <w:pPr>
+        <w:numPr>
+          <w:ilvl w:val="0"/>
+          <w:numId w:val="1"/>
+        </w:numPr>
+        <w:spacing w:line="360" w:lineRule="auto"/>
+        <w:jc w:val="both"/>
+        <w:rPr>
+          <w:rFonts w:ascii="Times New Roman" w:hAnsi="Times New Roman" w:cs="Times New Roman"/>
+          <w:sz w:val="28"/>
+          <w:szCs w:val="28"/>
+        </w:rPr>
+      </w:pPr>
+      <w:r>
+        <w:rPr>
+          <w:rFonts w:ascii="Times New Roman" w:hAnsi="Times New Roman" w:cs="Times New Roman"/>
+          <w:sz w:val="28"/>
+          <w:szCs w:val="28"/>
+        </w:rPr>
+        <w:t>какое ребро рассматривается (начальная вершина, конечная вершина, вес)</w:t>
+      </w:r>
+    </w:p>
+    <w:p>
+      <w:pPr>
+        <w:numPr>
+          <w:ilvl w:val="0"/>
+          <w:numId w:val="1"/>
+        </w:numPr>
+        <w:spacing w:line="360" w:lineRule="auto"/>
+        <w:jc w:val="both"/>
+        <w:rPr>
+          <w:rFonts w:ascii="Times New Roman" w:hAnsi="Times New Roman" w:cs="Times New Roman"/>
+          <w:sz w:val="28"/>
+          <w:szCs w:val="28"/>
+        </w:rPr>
+      </w:pPr>
+      <w:r>
+        <w:rPr>
+          <w:rFonts w:ascii="Times New Roman" w:hAnsi="Times New Roman" w:cs="Times New Roman"/>
+          <w:sz w:val="28"/>
+          <w:szCs w:val="28"/>
+        </w:rPr>
+        <w:t>текущее расстояние до конечной вершины ребра</w:t>
+      </w:r>
+    </w:p>
+    <w:p>
+      <w:pPr>
+        <w:numPr>
+          <w:ilvl w:val="0"/>
+          <w:numId w:val="1"/>
+        </w:numPr>
+        <w:spacing w:line="360" w:lineRule="auto"/>
+        <w:jc w:val="both"/>
+        <w:rPr>
+          <w:rFonts w:ascii="Times New Roman" w:hAnsi="Times New Roman" w:cs="Times New Roman"/>
+          <w:sz w:val="28"/>
+          <w:szCs w:val="28"/>
+        </w:rPr>
+      </w:pPr>
+      <w:r>
+        <w:rPr>
+          <w:rFonts w:ascii="Times New Roman" w:hAnsi="Times New Roman" w:cs="Times New Roman"/>
+          <w:sz w:val="28"/>
+          <w:szCs w:val="28"/>
+        </w:rPr>
+        <w:t>новое расстояние, если оно улучшено</w:t>
+      </w:r>
+    </w:p>
+    <w:p>
+      <w:pPr>
+        <w:numPr>
+          <w:ilvl w:val="0"/>
+          <w:numId w:val="1"/>
+        </w:numPr>
+        <w:spacing w:line="360" w:lineRule="auto"/>
+        <w:jc w:val="both"/>
+        <w:rPr>
+          <w:rFonts w:ascii="Times New Roman" w:hAnsi="Times New Roman" w:cs="Times New Roman"/>
+          <w:sz w:val="28"/>
+          <w:szCs w:val="28"/>
+        </w:rPr>
+      </w:pPr>
+      <w:r>
+        <w:rPr>
+          <w:rFonts w:ascii="Times New Roman" w:hAnsi="Times New Roman" w:cs="Times New Roman"/>
+          <w:sz w:val="28"/>
+          <w:szCs w:val="28"/>
+        </w:rPr>
+        <w:t>результат: обновлено расстояние или нет</w:t>
+      </w:r>
+    </w:p>
+    <w:p>
+      <w:pPr>
+        <w:numPr>
+          <w:ilvl w:val="0"/>
+          <w:numId w:val="1"/>
+        </w:numPr>
+        <w:spacing w:line="360" w:lineRule="auto"/>
+        <w:jc w:val="both"/>
+        <w:rPr>
+          <w:rFonts w:ascii="Times New Roman" w:hAnsi="Times New Roman" w:cs="Times New Roman"/>
+          <w:sz w:val="28"/>
+          <w:szCs w:val="28"/>
+        </w:rPr>
+      </w:pPr>
+      <w:r>
+        <w:rPr>
+          <w:rFonts w:ascii="Times New Roman" w:hAnsi="Times New Roman" w:cs="Times New Roman"/>
+          <w:sz w:val="28"/>
+          <w:szCs w:val="28"/>
+        </w:rPr>
+        <w:t>по завершении итерации: изменились ли расстояния</w:t>
+      </w:r>
+    </w:p>
+    <w:p>
+      <w:pPr>
+        <w:spacing w:line="360" w:lineRule="auto"/>
+        <w:jc w:val="both"/>
+        <w:rPr>
+          <w:rFonts w:ascii="Times New Roman" w:hAnsi="Times New Roman" w:cs="Times New Roman"/>
+          <w:sz w:val="28"/>
+          <w:szCs w:val="28"/>
+        </w:rPr>
+      </w:pPr>
+      <w:r>
+        <w:rPr>
+          <w:rFonts w:ascii="Times New Roman" w:hAnsi="Times New Roman" w:cs="Times New Roman"/>
+          <w:sz w:val="28"/>
+          <w:szCs w:val="28"/>
+        </w:rPr>
+        <w:t>Пример сообщения в информационной панели:</w:t>
+      </w:r>
+      <w:r>
+        <w:rPr>
+          <w:rFonts w:ascii="Times New Roman" w:hAnsi="Times New Roman" w:cs="Times New Roman"/>
+          <w:sz w:val="28"/>
+          <w:szCs w:val="28"/>
+        </w:rPr>
+        <w:br/>
+        <w:t>"Итерация 2. Ребро 0 -&gt; 3 весом 4. Текущее расстояние до вершины 3: 10. Новое расстояние: 5 + 4 = 9. Расстояние обновлено."</w:t>
+      </w:r>
+    </w:p>
+    <w:p>
+      <w:pPr>
+        <w:spacing w:line="360" w:lineRule="auto"/>
+        <w:jc w:val="both"/>
+        <w:rPr>
+          <w:rFonts w:ascii="Times New Roman" w:hAnsi="Times New Roman" w:cs="Times New Roman"/>
+          <w:sz w:val="28"/>
+          <w:szCs w:val="28"/>
+        </w:rPr>
+      </w:pPr>
+      <w:r>
+        <w:rPr>
+          <w:rFonts w:ascii="Times New Roman" w:hAnsi="Times New Roman" w:cs="Times New Roman"/>
+          <w:sz w:val="28"/>
+          <w:szCs w:val="28"/>
+        </w:rPr>
+        <w:t>Кнопка "Авто" запускает автоматическое проигрывание шагов. Рядом с кнопкой расположен ползунок или поле ввода для регулировки скорости: от 100 мс (быстро) до 2000 мс (медленно) на шаг. По умолчанию установлено 500 мс.</w:t>
+      </w:r>
+    </w:p>
+    <w:p>
+      <w:pPr>
+        <w:pStyle w:val="1"/>
+        <w:spacing w:line="360" w:lineRule="auto"/>
+        <w:rPr>
+          <w:rFonts w:ascii="Times New Roman" w:hAnsi="Times New Roman" w:cs="Times New Roman"/>
+          <w:b/>
+          <w:bCs/>
+          <w:color w:val="000000" w:themeColor="text1"/>
+        </w:rPr>
+      </w:pPr>
+      <w:r>
+        <w:rPr>
+          <w:rFonts w:ascii="Times New Roman" w:hAnsi="Times New Roman" w:cs="Times New Roman"/>
+          <w:b/>
+          <w:bCs/>
+          <w:color w:val="000000" w:themeColor="text1"/>
+        </w:rPr>
+        <w:t>8. Результат работы алгоритма</w:t>
+      </w:r>
+    </w:p>
+    <w:p>
+      <w:pPr>
+        <w:spacing w:line="360" w:lineRule="auto"/>
+        <w:jc w:val="both"/>
+        <w:rPr>
+          <w:rFonts w:ascii="Times New Roman" w:hAnsi="Times New Roman" w:cs="Times New Roman"/>
+          <w:sz w:val="28"/>
+          <w:szCs w:val="28"/>
+        </w:rPr>
+      </w:pPr>
+      <w:r>
+        <w:rPr>
+          <w:rFonts w:ascii="Times New Roman" w:hAnsi="Times New Roman" w:cs="Times New Roman"/>
+          <w:sz w:val="28"/>
+          <w:szCs w:val="28"/>
+        </w:rPr>
+        <w:t xml:space="preserve">После завершения алгоритма пользователь может увидеть кратчайший путь до любой вершины, кликнув по ней. Итоговый путь отображается красной </w:t>
+      </w:r>
+      <w:r>
+        <w:rPr>
+          <w:rFonts w:ascii="Times New Roman" w:hAnsi="Times New Roman" w:cs="Times New Roman"/>
+          <w:sz w:val="28"/>
+          <w:szCs w:val="28"/>
         </w:rPr>
         <w:lastRenderedPageBreak/>
-        <w:t>· серым — вершины, уже посещённые алгоритмом</w:t>
-      </w:r>
-    </w:p>
-    <w:p>
-      <w:pPr>
-        <w:spacing w:line="360" w:lineRule="auto"/>
-        <w:jc w:val="both"/>
-        <w:rPr>
-          <w:rFonts w:ascii="Times New Roman" w:hAnsi="Times New Roman" w:cs="Times New Roman"/>
-          <w:sz w:val="28"/>
-          <w:szCs w:val="28"/>
-          <w:lang w:val="ru-RU"/>
-        </w:rPr>
-      </w:pPr>
-      <w:r>
-        <w:rPr>
-          <w:rFonts w:ascii="Times New Roman" w:hAnsi="Times New Roman" w:cs="Times New Roman"/>
-          <w:sz w:val="28"/>
-          <w:szCs w:val="28"/>
-          <w:lang w:val="ru-RU"/>
-        </w:rPr>
-        <w:t>· числа рядом с вершинами — текущие кратчайшие расстояния от стартовой вершины</w:t>
-      </w:r>
-    </w:p>
-    <w:p>
-      <w:pPr>
-        <w:spacing w:line="360" w:lineRule="auto"/>
-        <w:jc w:val="both"/>
-        <w:rPr>
-          <w:rFonts w:ascii="Times New Roman" w:hAnsi="Times New Roman" w:cs="Times New Roman"/>
-          <w:sz w:val="28"/>
-          <w:szCs w:val="28"/>
-          <w:lang w:val="ru-RU"/>
-        </w:rPr>
-      </w:pPr>
-      <w:r>
-        <w:rPr>
-          <w:rFonts w:ascii="Times New Roman" w:hAnsi="Times New Roman" w:cs="Times New Roman"/>
-          <w:sz w:val="28"/>
-          <w:szCs w:val="28"/>
-          <w:lang w:val="ru-RU"/>
-        </w:rPr>
-        <w:t>В информационной панели появляется текстовое пояснение происходящего.</w:t>
-      </w:r>
-    </w:p>
-    <w:p>
-      <w:pPr>
-        <w:spacing w:line="360" w:lineRule="auto"/>
-        <w:jc w:val="both"/>
-        <w:rPr>
-          <w:rFonts w:ascii="Times New Roman" w:hAnsi="Times New Roman" w:cs="Times New Roman"/>
-          <w:sz w:val="28"/>
-          <w:szCs w:val="28"/>
-          <w:lang w:val="ru-RU"/>
-        </w:rPr>
-      </w:pPr>
-      <w:r>
-        <w:rPr>
-          <w:rFonts w:ascii="Times New Roman" w:hAnsi="Times New Roman" w:cs="Times New Roman"/>
-          <w:sz w:val="28"/>
-          <w:szCs w:val="28"/>
-          <w:lang w:val="ru-RU"/>
-        </w:rPr>
-        <w:t>Кнопка "Авто" запускает автоматическое проигрывание шагов с задержкой в полсекунды между ними.</w:t>
-      </w:r>
+        <w:t>линией увеличенной толщины. В информационной панели выводится длина пути и последовательность вершин.</w:t>
+      </w:r>
+    </w:p>
+    <w:p>
+      <w:pPr>
+        <w:spacing w:line="360" w:lineRule="auto"/>
+        <w:jc w:val="both"/>
+        <w:rPr>
+          <w:rFonts w:ascii="Times New Roman" w:hAnsi="Times New Roman" w:cs="Times New Roman"/>
+          <w:sz w:val="28"/>
+          <w:szCs w:val="28"/>
+        </w:rPr>
+      </w:pPr>
+      <w:r>
+        <w:rPr>
+          <w:rFonts w:ascii="Times New Roman" w:hAnsi="Times New Roman" w:cs="Times New Roman"/>
+          <w:sz w:val="28"/>
+          <w:szCs w:val="28"/>
+        </w:rPr>
+        <w:t>Если алгоритм обнаружил отрицательный цикл, он выводит предупреждение. Для вершин, достижимых из отрицательного цикла, кратчайший путь не определён. Для вершин, недостижимых из отрицательного цикла, кратчайший путь рассчитывается и отображается корректно.</w:t>
+      </w:r>
+    </w:p>
+    <w:p>
+      <w:pPr>
+        <w:spacing w:line="360" w:lineRule="auto"/>
+        <w:jc w:val="both"/>
+        <w:rPr>
+          <w:rFonts w:ascii="Times New Roman" w:hAnsi="Times New Roman" w:cs="Times New Roman"/>
+          <w:sz w:val="28"/>
+          <w:szCs w:val="28"/>
+        </w:rPr>
+      </w:pPr>
     </w:p>
     <w:p>
       <w:pPr>
@@ -817,81 +993,14 @@
           <w:b/>
           <w:bCs/>
           <w:color w:val="000000" w:themeColor="text1"/>
-          <w:lang w:val="ru-RU"/>
-        </w:rPr>
-      </w:pPr>
-      <w:r>
-        <w:rPr>
-          <w:rFonts w:ascii="Times New Roman" w:hAnsi="Times New Roman" w:cs="Times New Roman"/>
-          <w:b/>
-          <w:bCs/>
-          <w:color w:val="000000" w:themeColor="text1"/>
-          <w:lang w:val="ru-RU"/>
-        </w:rPr>
-        <w:t>8. Результат работы алгоритма</w:t>
-      </w:r>
-    </w:p>
-    <w:p>
-      <w:pPr>
-        <w:spacing w:line="360" w:lineRule="auto"/>
-        <w:jc w:val="both"/>
-        <w:rPr>
-          <w:rFonts w:ascii="Times New Roman" w:hAnsi="Times New Roman" w:cs="Times New Roman"/>
-          <w:sz w:val="28"/>
-          <w:szCs w:val="28"/>
-          <w:lang w:val="ru-RU"/>
-        </w:rPr>
-      </w:pPr>
-      <w:r>
-        <w:rPr>
-          <w:rFonts w:ascii="Times New Roman" w:hAnsi="Times New Roman" w:cs="Times New Roman"/>
-          <w:sz w:val="28"/>
-          <w:szCs w:val="28"/>
-          <w:lang w:val="ru-RU"/>
-        </w:rPr>
-        <w:t>После завершения алгоритма итоговый кратчайший путь от стартовой вершины до конечной отображается красной линией увеличенной толщины. В информационной панели выводится общая длина пути.</w:t>
-      </w:r>
-    </w:p>
-    <w:p>
-      <w:pPr>
-        <w:spacing w:line="360" w:lineRule="auto"/>
-        <w:jc w:val="both"/>
-        <w:rPr>
-          <w:rFonts w:ascii="Times New Roman" w:hAnsi="Times New Roman" w:cs="Times New Roman"/>
-          <w:sz w:val="28"/>
-          <w:szCs w:val="28"/>
-          <w:lang w:val="ru-RU"/>
-        </w:rPr>
-      </w:pPr>
-      <w:r>
-        <w:rPr>
-          <w:rFonts w:ascii="Times New Roman" w:hAnsi="Times New Roman" w:cs="Times New Roman"/>
-          <w:sz w:val="28"/>
-          <w:szCs w:val="28"/>
-          <w:lang w:val="ru-RU"/>
-        </w:rPr>
-        <w:t>Если в графе обнаружен отрицательный цикл, алгоритм сообщает об этом, и кратчайший путь не отображается.</w:t>
-      </w:r>
-    </w:p>
-    <w:p>
-      <w:pPr>
-        <w:pStyle w:val="1"/>
-        <w:spacing w:line="360" w:lineRule="auto"/>
-        <w:rPr>
-          <w:rFonts w:ascii="Times New Roman" w:hAnsi="Times New Roman" w:cs="Times New Roman"/>
-          <w:b/>
-          <w:bCs/>
-          <w:color w:val="000000" w:themeColor="text1"/>
-          <w:lang w:val="ru-RU"/>
-        </w:rPr>
-      </w:pPr>
-      <w:r>
-        <w:rPr>
-          <w:rFonts w:ascii="Times New Roman" w:hAnsi="Times New Roman" w:cs="Times New Roman"/>
-          <w:b/>
-          <w:bCs/>
-          <w:color w:val="000000" w:themeColor="text1"/>
-          <w:lang w:val="ru-RU"/>
+        </w:rPr>
+      </w:pPr>
+      <w:r>
+        <w:rPr>
+          <w:rFonts w:ascii="Times New Roman" w:hAnsi="Times New Roman" w:cs="Times New Roman"/>
+          <w:b/>
+          <w:bCs/>
+          <w:color w:val="000000" w:themeColor="text1"/>
         </w:rPr>
         <w:t>9. Сброс</w:t>
       </w:r>
@@ -904,15 +1013,13 @@
           <w:rFonts w:ascii="Times New Roman" w:hAnsi="Times New Roman" w:cs="Times New Roman"/>
           <w:sz w:val="28"/>
           <w:szCs w:val="28"/>
-          <w:lang w:val="ru-RU"/>
-        </w:rPr>
-      </w:pPr>
-      <w:r>
-        <w:rPr>
-          <w:rFonts w:ascii="Times New Roman" w:hAnsi="Times New Roman" w:cs="Times New Roman"/>
-          <w:sz w:val="28"/>
-          <w:szCs w:val="28"/>
-          <w:lang w:val="ru-RU"/>
+        </w:rPr>
+      </w:pPr>
+      <w:r>
+        <w:rPr>
+          <w:rFonts w:ascii="Times New Roman" w:hAnsi="Times New Roman" w:cs="Times New Roman"/>
+          <w:sz w:val="28"/>
+          <w:szCs w:val="28"/>
         </w:rPr>
         <w:t>Кнопка "Сброс" убирает результат работы алгоритма, возвращая граф в исходное состояние. Вся подсветка исчезает, но вершины и рёбра остаются без изменений.</w:t>
       </w:r>
@@ -925,6 +1032,163 @@
     </w:sectPr>
   </w:body>
 </w:document>
+</file>
+
+<file path=word/numbering.xml><?xml version="1.0" encoding="utf-8"?>
+<w:numbering xmlns:wpc="http://schemas.microsoft.com/office/word/2010/wordprocessingCanvas" xmlns:cx="http://schemas.microsoft.com/office/drawing/2014/chartex" xmlns:cx1="http://schemas.microsoft.com/office/drawing/2015/9/8/chartex" xmlns:cx2="http://schemas.microsoft.com/office/drawing/2015/10/21/chartex" xmlns:cx3="http://schemas.microsoft.com/office/drawing/2016/5/9/chartex" xmlns:cx4="http://schemas.microsoft.com/office/drawing/2016/5/10/chartex" xmlns:cx5="http://schemas.microsoft.com/office/drawing/2016/5/11/chartex" xmlns:cx6="http://schemas.microsoft.com/office/drawing/2016/5/12/chartex" xmlns:cx7="http://schemas.microsoft.com/office/drawing/2016/5/13/chartex" xmlns:cx8="http://schemas.microsoft.com/office/drawing/2016/5/14/chartex" xmlns:mc="http://schemas.openxmlformats.org/markup-compatibility/2006" xmlns:aink="http://schemas.microsoft.com/office/drawing/2016/ink" xmlns:am3d="http://schemas.microsoft.com/office/drawing/2017/model3d" xmlns:o="urn:schemas-microsoft-com:office:office" xmlns:oel="http://schemas.microsoft.com/office/2019/extlst" xmlns:r="http://schemas.openxmlformats.org/officeDocument/2006/relationships" xmlns:m="http://schemas.openxmlformats.org/officeDocument/2006/math" xmlns:v="urn:schemas-microsoft-com:vml" xmlns:wp14="http://schemas.microsoft.com/office/word/2010/wordprocessingDrawing" xmlns:wp="http://schemas.openxmlformats.org/drawingml/2006/wordprocessingDrawing" xmlns:w10="urn:schemas-microsoft-com:office:word" xmlns:w="http://schemas.openxmlformats.org/wordprocessingml/2006/main" xmlns:w14="http://schemas.microsoft.com/office/word/2010/wordml" xmlns:w15="http://schemas.microsoft.com/office/word/2012/wordml" xmlns:w16cex="http://schemas.microsoft.com/office/word/2018/wordml/cex" xmlns:w16cid="http://schemas.microsoft.com/office/word/2016/wordml/cid" xmlns:w16="http://schemas.microsoft.com/office/word/2018/wordml" xmlns:w16du="http://schemas.microsoft.com/office/word/2023/wordml/word16du" xmlns:w16sdtdh="http://schemas.microsoft.com/office/word/2020/wordml/sdtdatahash" xmlns:w16sdtfl="http://schemas.microsoft.com/office/word/2024/wordml/sdtformatlock" xmlns:w16se="http://schemas.microsoft.com/office/word/2015/wordml/symex" xmlns:wpg="http://schemas.microsoft.com/office/word/2010/wordprocessingGroup" xmlns:wpi="http://schemas.microsoft.com/office/word/2010/wordprocessingInk" xmlns:wne="http://schemas.microsoft.com/office/word/2006/wordml" xmlns:wps="http://schemas.microsoft.com/office/word/2010/wordprocessingShape" mc:Ignorable="w14 w15 w16se w16cid w16 w16cex w16sdtdh w16sdtfl w16du wp14">
+  <w:abstractNum w:abstractNumId="0" w15:restartNumberingAfterBreak="0">
+    <w:nsid w:val="633D6CF2"/>
+    <w:multiLevelType w:val="multilevel"/>
+    <w:tmpl w:val="B3EACB54"/>
+    <w:lvl w:ilvl="0">
+      <w:start w:val="1"/>
+      <w:numFmt w:val="bullet"/>
+      <w:lvlText w:val=""/>
+      <w:lvlJc w:val="left"/>
+      <w:pPr>
+        <w:tabs>
+          <w:tab w:val="num" w:pos="720"/>
+        </w:tabs>
+        <w:ind w:left="720" w:hanging="360"/>
+      </w:pPr>
+      <w:rPr>
+        <w:rFonts w:ascii="Symbol" w:hAnsi="Symbol" w:hint="default"/>
+        <w:sz w:val="20"/>
+      </w:rPr>
+    </w:lvl>
+    <w:lvl w:ilvl="1" w:tentative="1">
+      <w:start w:val="1"/>
+      <w:numFmt w:val="bullet"/>
+      <w:lvlText w:val="o"/>
+      <w:lvlJc w:val="left"/>
+      <w:pPr>
+        <w:tabs>
+          <w:tab w:val="num" w:pos="1440"/>
+        </w:tabs>
+        <w:ind w:left="1440" w:hanging="360"/>
+      </w:pPr>
+      <w:rPr>
+        <w:rFonts w:ascii="Courier New" w:hAnsi="Courier New" w:hint="default"/>
+        <w:sz w:val="20"/>
+      </w:rPr>
+    </w:lvl>
+    <w:lvl w:ilvl="2" w:tentative="1">
+      <w:start w:val="1"/>
+      <w:numFmt w:val="bullet"/>
+      <w:lvlText w:val=""/>
+      <w:lvlJc w:val="left"/>
+      <w:pPr>
+        <w:tabs>
+          <w:tab w:val="num" w:pos="2160"/>
+        </w:tabs>
+        <w:ind w:left="2160" w:hanging="360"/>
+      </w:pPr>
+      <w:rPr>
+        <w:rFonts w:ascii="Wingdings" w:hAnsi="Wingdings" w:hint="default"/>
+        <w:sz w:val="20"/>
+      </w:rPr>
+    </w:lvl>
+    <w:lvl w:ilvl="3" w:tentative="1">
+      <w:start w:val="1"/>
+      <w:numFmt w:val="bullet"/>
+      <w:lvlText w:val=""/>
+      <w:lvlJc w:val="left"/>
+      <w:pPr>
+        <w:tabs>
+          <w:tab w:val="num" w:pos="2880"/>
+        </w:tabs>
+        <w:ind w:left="2880" w:hanging="360"/>
+      </w:pPr>
+      <w:rPr>
+        <w:rFonts w:ascii="Wingdings" w:hAnsi="Wingdings" w:hint="default"/>
+        <w:sz w:val="20"/>
+      </w:rPr>
+    </w:lvl>
+    <w:lvl w:ilvl="4" w:tentative="1">
+      <w:start w:val="1"/>
+      <w:numFmt w:val="bullet"/>
+      <w:lvlText w:val=""/>
+      <w:lvlJc w:val="left"/>
+      <w:pPr>
+        <w:tabs>
+          <w:tab w:val="num" w:pos="3600"/>
+        </w:tabs>
+        <w:ind w:left="3600" w:hanging="360"/>
+      </w:pPr>
+      <w:rPr>
+        <w:rFonts w:ascii="Wingdings" w:hAnsi="Wingdings" w:hint="default"/>
+        <w:sz w:val="20"/>
+      </w:rPr>
+    </w:lvl>
+    <w:lvl w:ilvl="5" w:tentative="1">
+      <w:start w:val="1"/>
+      <w:numFmt w:val="bullet"/>
+      <w:lvlText w:val=""/>
+      <w:lvlJc w:val="left"/>
+      <w:pPr>
+        <w:tabs>
+          <w:tab w:val="num" w:pos="4320"/>
+        </w:tabs>
+        <w:ind w:left="4320" w:hanging="360"/>
+      </w:pPr>
+      <w:rPr>
+        <w:rFonts w:ascii="Wingdings" w:hAnsi="Wingdings" w:hint="default"/>
+        <w:sz w:val="20"/>
+      </w:rPr>
+    </w:lvl>
+    <w:lvl w:ilvl="6" w:tentative="1">
+      <w:start w:val="1"/>
+      <w:numFmt w:val="bullet"/>
+      <w:lvlText w:val=""/>
+      <w:lvlJc w:val="left"/>
+      <w:pPr>
+        <w:tabs>
+          <w:tab w:val="num" w:pos="5040"/>
+        </w:tabs>
+        <w:ind w:left="5040" w:hanging="360"/>
+      </w:pPr>
+      <w:rPr>
+        <w:rFonts w:ascii="Wingdings" w:hAnsi="Wingdings" w:hint="default"/>
+        <w:sz w:val="20"/>
+      </w:rPr>
+    </w:lvl>
+    <w:lvl w:ilvl="7" w:tentative="1">
+      <w:start w:val="1"/>
+      <w:numFmt w:val="bullet"/>
+      <w:lvlText w:val=""/>
+      <w:lvlJc w:val="left"/>
+      <w:pPr>
+        <w:tabs>
+          <w:tab w:val="num" w:pos="5760"/>
+        </w:tabs>
+        <w:ind w:left="5760" w:hanging="360"/>
+      </w:pPr>
+      <w:rPr>
+        <w:rFonts w:ascii="Wingdings" w:hAnsi="Wingdings" w:hint="default"/>
+        <w:sz w:val="20"/>
+      </w:rPr>
+    </w:lvl>
+    <w:lvl w:ilvl="8" w:tentative="1">
+      <w:start w:val="1"/>
+      <w:numFmt w:val="bullet"/>
+      <w:lvlText w:val=""/>
+      <w:lvlJc w:val="left"/>
+      <w:pPr>
+        <w:tabs>
+          <w:tab w:val="num" w:pos="6480"/>
+        </w:tabs>
+        <w:ind w:left="6480" w:hanging="360"/>
+      </w:pPr>
+      <w:rPr>
+        <w:rFonts w:ascii="Wingdings" w:hAnsi="Wingdings" w:hint="default"/>
+        <w:sz w:val="20"/>
+      </w:rPr>
+    </w:lvl>
+  </w:abstractNum>
+  <w:num w:numId="1" w16cid:durableId="2559849">
+    <w:abstractNumId w:val="0"/>
+  </w:num>
+</w:numbering>
 </file>
 
 <file path=word/styles.xml><?xml version="1.0" encoding="utf-8"?>
@@ -936,7 +1200,7 @@
         <w:kern w:val="2"/>
         <w:sz w:val="24"/>
         <w:szCs w:val="24"/>
-        <w:lang w:eastAsia="en-US" w:bidi="ar-SA"/>
+        <w:lang w:val="ru-RU" w:eastAsia="en-US" w:bidi="ar-SA"/>
         <w14:ligatures w14:val="standardContextual"/>
       </w:rPr>
     </w:rPrDefault>
@@ -1370,7 +1634,6 @@
   <w:style w:type="character" w:default="1" w:styleId="a0">
     <w:name w:val="Default Paragraph Font"/>
     <w:uiPriority w:val="1"/>
-    <w:semiHidden/>
     <w:unhideWhenUsed/>
   </w:style>
   <w:style w:type="table" w:default="1" w:styleId="a1">

--- a/src/main/SPECIFICATION.docx
+++ b/src/main/SPECIFICATION.docx
@@ -10,17 +10,17 @@
           <w:rFonts w:ascii="Times New Roman" w:hAnsi="Times New Roman" w:cs="Times New Roman"/>
           <w:b/>
           <w:bCs/>
-          <w:sz w:val="28"/>
-          <w:szCs w:val="28"/>
-        </w:rPr>
-      </w:pPr>
-      <w:r>
-        <w:rPr>
-          <w:rFonts w:ascii="Times New Roman" w:hAnsi="Times New Roman" w:cs="Times New Roman"/>
-          <w:b/>
-          <w:bCs/>
-          <w:sz w:val="28"/>
-          <w:szCs w:val="28"/>
+          <w:sz w:val="32"/>
+          <w:szCs w:val="32"/>
+        </w:rPr>
+      </w:pPr>
+      <w:r>
+        <w:rPr>
+          <w:rFonts w:ascii="Times New Roman" w:hAnsi="Times New Roman" w:cs="Times New Roman"/>
+          <w:b/>
+          <w:bCs/>
+          <w:sz w:val="32"/>
+          <w:szCs w:val="32"/>
         </w:rPr>
         <w:t>СПЕЦИФИКАЦИЯ</w:t>
       </w:r>
@@ -1022,6 +1022,368 @@
           <w:szCs w:val="28"/>
         </w:rPr>
         <w:t>Кнопка "Сброс" убирает результат работы алгоритма, возвращая граф в исходное состояние. Вся подсветка исчезает, но вершины и рёбра остаются без изменений.</w:t>
+      </w:r>
+    </w:p>
+    <w:p>
+      <w:pPr>
+        <w:rPr>
+          <w:rFonts w:ascii="Times New Roman" w:hAnsi="Times New Roman" w:cs="Times New Roman"/>
+          <w:sz w:val="28"/>
+          <w:szCs w:val="28"/>
+        </w:rPr>
+      </w:pPr>
+      <w:r>
+        <w:rPr>
+          <w:rFonts w:ascii="Times New Roman" w:hAnsi="Times New Roman" w:cs="Times New Roman"/>
+          <w:sz w:val="28"/>
+          <w:szCs w:val="28"/>
+        </w:rPr>
+        <w:br w:type="page"/>
+      </w:r>
+    </w:p>
+    <w:p>
+      <w:pPr>
+        <w:pStyle w:val="1"/>
+        <w:jc w:val="center"/>
+        <w:rPr>
+          <w:rFonts w:ascii="Times New Roman" w:hAnsi="Times New Roman" w:cs="Times New Roman"/>
+          <w:b/>
+          <w:bCs/>
+        </w:rPr>
+      </w:pPr>
+      <w:r>
+        <w:rPr>
+          <w:rFonts w:ascii="Times New Roman" w:hAnsi="Times New Roman" w:cs="Times New Roman"/>
+          <w:b/>
+          <w:bCs/>
+          <w:color w:val="000000" w:themeColor="text1"/>
+        </w:rPr>
+        <w:lastRenderedPageBreak/>
+        <w:t>УТОЧНЕНИЯ ПОСЛЕ СОГЛАСОВАНИЯ</w:t>
+      </w:r>
+    </w:p>
+    <w:p>
+      <w:pPr>
+        <w:pStyle w:val="3"/>
+        <w:spacing w:line="360" w:lineRule="auto"/>
+        <w:rPr>
+          <w:rFonts w:ascii="Times New Roman" w:hAnsi="Times New Roman" w:cs="Times New Roman"/>
+          <w:b/>
+          <w:bCs/>
+          <w:color w:val="000000" w:themeColor="text1"/>
+          <w:sz w:val="28"/>
+          <w:szCs w:val="28"/>
+        </w:rPr>
+      </w:pPr>
+      <w:r>
+        <w:rPr>
+          <w:rFonts w:ascii="Times New Roman" w:hAnsi="Times New Roman" w:cs="Times New Roman"/>
+          <w:b/>
+          <w:bCs/>
+          <w:sz w:val="28"/>
+          <w:szCs w:val="28"/>
+        </w:rPr>
+        <w:t>1</w:t>
+      </w:r>
+      <w:r>
+        <w:rPr>
+          <w:rFonts w:ascii="Times New Roman" w:hAnsi="Times New Roman" w:cs="Times New Roman"/>
+          <w:b/>
+          <w:bCs/>
+          <w:color w:val="000000" w:themeColor="text1"/>
+          <w:sz w:val="28"/>
+          <w:szCs w:val="28"/>
+        </w:rPr>
+        <w:t>. После прототипа</w:t>
+      </w:r>
+    </w:p>
+    <w:p>
+      <w:pPr>
+        <w:spacing w:line="360" w:lineRule="auto"/>
+        <w:rPr>
+          <w:rFonts w:ascii="Times New Roman" w:hAnsi="Times New Roman" w:cs="Times New Roman"/>
+          <w:color w:val="000000" w:themeColor="text1"/>
+          <w:sz w:val="28"/>
+          <w:szCs w:val="28"/>
+        </w:rPr>
+      </w:pPr>
+      <w:r>
+        <w:rPr>
+          <w:rFonts w:ascii="Times New Roman" w:hAnsi="Times New Roman" w:cs="Times New Roman"/>
+          <w:color w:val="000000" w:themeColor="text1"/>
+          <w:sz w:val="28"/>
+          <w:szCs w:val="28"/>
+        </w:rPr>
+        <w:t xml:space="preserve">При включении режима добавления вершин или рёбер соответствующая кнопка меняет цвет, показывая активный режим. Повторное нажатие на кнопку активного режима возвращает объединённый </w:t>
+      </w:r>
+      <w:proofErr w:type="gramStart"/>
+      <w:r>
+        <w:rPr>
+          <w:rFonts w:ascii="Times New Roman" w:hAnsi="Times New Roman" w:cs="Times New Roman"/>
+          <w:color w:val="000000" w:themeColor="text1"/>
+          <w:sz w:val="28"/>
+          <w:szCs w:val="28"/>
+        </w:rPr>
+        <w:t>авто-режим</w:t>
+      </w:r>
+      <w:proofErr w:type="gramEnd"/>
+      <w:r>
+        <w:rPr>
+          <w:rFonts w:ascii="Times New Roman" w:hAnsi="Times New Roman" w:cs="Times New Roman"/>
+          <w:color w:val="000000" w:themeColor="text1"/>
+          <w:sz w:val="28"/>
+          <w:szCs w:val="28"/>
+        </w:rPr>
+        <w:t>. Кнопки «Вершина» и «Ребро» визуально отображают текущий активный режим: активная кнопка имеет фоновую заливку, неактивная — без заливки.</w:t>
+      </w:r>
+    </w:p>
+    <w:p>
+      <w:pPr>
+        <w:pStyle w:val="3"/>
+        <w:spacing w:line="360" w:lineRule="auto"/>
+        <w:rPr>
+          <w:rFonts w:ascii="Times New Roman" w:hAnsi="Times New Roman" w:cs="Times New Roman"/>
+          <w:b/>
+          <w:bCs/>
+          <w:color w:val="000000" w:themeColor="text1"/>
+          <w:sz w:val="28"/>
+          <w:szCs w:val="28"/>
+        </w:rPr>
+      </w:pPr>
+      <w:r>
+        <w:rPr>
+          <w:rFonts w:ascii="Times New Roman" w:hAnsi="Times New Roman" w:cs="Times New Roman"/>
+          <w:b/>
+          <w:bCs/>
+          <w:color w:val="000000" w:themeColor="text1"/>
+          <w:sz w:val="28"/>
+          <w:szCs w:val="28"/>
+        </w:rPr>
+        <w:t>2. После первой итерации</w:t>
+      </w:r>
+    </w:p>
+    <w:p>
+      <w:pPr>
+        <w:spacing w:line="360" w:lineRule="auto"/>
+        <w:rPr>
+          <w:rFonts w:ascii="Times New Roman" w:hAnsi="Times New Roman" w:cs="Times New Roman"/>
+          <w:color w:val="000000" w:themeColor="text1"/>
+          <w:sz w:val="28"/>
+          <w:szCs w:val="28"/>
+        </w:rPr>
+      </w:pPr>
+      <w:r>
+        <w:rPr>
+          <w:rFonts w:ascii="Times New Roman" w:hAnsi="Times New Roman" w:cs="Times New Roman"/>
+          <w:color w:val="000000" w:themeColor="text1"/>
+          <w:sz w:val="28"/>
+          <w:szCs w:val="28"/>
+        </w:rPr>
+        <w:t>Сообщения информационной панели при обнаружении отрицательного цикла выводятся корректно: для вершин, достижимых из отрицательного цикла, указывается «в отрицательном цикле»; для недостижимых — «путь не найден»; для достижимых и не затронутых циклом — выводится длина пути и сам путь.</w:t>
+      </w:r>
+    </w:p>
+    <w:p>
+      <w:pPr>
+        <w:spacing w:line="360" w:lineRule="auto"/>
+        <w:rPr>
+          <w:rFonts w:ascii="Times New Roman" w:hAnsi="Times New Roman" w:cs="Times New Roman"/>
+          <w:color w:val="000000" w:themeColor="text1"/>
+          <w:sz w:val="28"/>
+          <w:szCs w:val="28"/>
+        </w:rPr>
+      </w:pPr>
+      <w:r>
+        <w:rPr>
+          <w:rFonts w:ascii="Times New Roman" w:hAnsi="Times New Roman" w:cs="Times New Roman"/>
+          <w:color w:val="000000" w:themeColor="text1"/>
+          <w:sz w:val="28"/>
+          <w:szCs w:val="28"/>
+        </w:rPr>
+        <w:t>После завершения алгоритма в информационной панели отображаются кратчайшие расстояния до всех вершин от стартовой, а не только до выбранной конечной.</w:t>
+      </w:r>
+    </w:p>
+    <w:p>
+      <w:pPr>
+        <w:pStyle w:val="3"/>
+        <w:spacing w:line="360" w:lineRule="auto"/>
+        <w:rPr>
+          <w:rFonts w:ascii="Times New Roman" w:hAnsi="Times New Roman" w:cs="Times New Roman"/>
+          <w:b/>
+          <w:bCs/>
+          <w:color w:val="000000" w:themeColor="text1"/>
+          <w:sz w:val="28"/>
+          <w:szCs w:val="28"/>
+        </w:rPr>
+      </w:pPr>
+      <w:r>
+        <w:rPr>
+          <w:rFonts w:ascii="Times New Roman" w:hAnsi="Times New Roman" w:cs="Times New Roman"/>
+          <w:b/>
+          <w:bCs/>
+          <w:color w:val="000000" w:themeColor="text1"/>
+          <w:sz w:val="28"/>
+          <w:szCs w:val="28"/>
+        </w:rPr>
+        <w:t>3. После второй итерации</w:t>
+      </w:r>
+    </w:p>
+    <w:p>
+      <w:pPr>
+        <w:spacing w:line="360" w:lineRule="auto"/>
+        <w:rPr>
+          <w:rFonts w:ascii="Times New Roman" w:hAnsi="Times New Roman" w:cs="Times New Roman"/>
+          <w:color w:val="000000" w:themeColor="text1"/>
+          <w:sz w:val="28"/>
+          <w:szCs w:val="28"/>
+        </w:rPr>
+      </w:pPr>
+      <w:r>
+        <w:rPr>
+          <w:rFonts w:ascii="Times New Roman" w:hAnsi="Times New Roman" w:cs="Times New Roman"/>
+          <w:color w:val="000000" w:themeColor="text1"/>
+          <w:sz w:val="28"/>
+          <w:szCs w:val="28"/>
+        </w:rPr>
+        <w:t>Промежутки между группами кнопок визуально разделены: кнопки создания и удаления (Вершина, Ребро</w:t>
+      </w:r>
+      <w:proofErr w:type="gramStart"/>
+      <w:r>
+        <w:rPr>
+          <w:rFonts w:ascii="Times New Roman" w:hAnsi="Times New Roman" w:cs="Times New Roman"/>
+          <w:color w:val="000000" w:themeColor="text1"/>
+          <w:sz w:val="28"/>
+          <w:szCs w:val="28"/>
+        </w:rPr>
+        <w:t>, Удалить</w:t>
+      </w:r>
+      <w:proofErr w:type="gramEnd"/>
+      <w:r>
+        <w:rPr>
+          <w:rFonts w:ascii="Times New Roman" w:hAnsi="Times New Roman" w:cs="Times New Roman"/>
+          <w:color w:val="000000" w:themeColor="text1"/>
+          <w:sz w:val="28"/>
+          <w:szCs w:val="28"/>
+        </w:rPr>
+        <w:t>), кнопки выбора вершин (Старт, Финиш), кнопки управления алгоритмом (Запустить, Шаг вперёд, Авто, Сброс), сервисные кнопки (Расставить</w:t>
+      </w:r>
+      <w:proofErr w:type="gramStart"/>
+      <w:r>
+        <w:rPr>
+          <w:rFonts w:ascii="Times New Roman" w:hAnsi="Times New Roman" w:cs="Times New Roman"/>
+          <w:color w:val="000000" w:themeColor="text1"/>
+          <w:sz w:val="28"/>
+          <w:szCs w:val="28"/>
+        </w:rPr>
+        <w:t>, Очистить</w:t>
+      </w:r>
+      <w:proofErr w:type="gramEnd"/>
+      <w:r>
+        <w:rPr>
+          <w:rFonts w:ascii="Times New Roman" w:hAnsi="Times New Roman" w:cs="Times New Roman"/>
+          <w:color w:val="000000" w:themeColor="text1"/>
+          <w:sz w:val="28"/>
+          <w:szCs w:val="28"/>
+        </w:rPr>
+        <w:t>) разделены отступами или разделителями.</w:t>
+      </w:r>
+    </w:p>
+    <w:p>
+      <w:pPr>
+        <w:spacing w:line="360" w:lineRule="auto"/>
+        <w:rPr>
+          <w:rFonts w:ascii="Times New Roman" w:hAnsi="Times New Roman" w:cs="Times New Roman"/>
+          <w:color w:val="000000" w:themeColor="text1"/>
+          <w:sz w:val="28"/>
+          <w:szCs w:val="28"/>
+        </w:rPr>
+      </w:pPr>
+      <w:r>
+        <w:rPr>
+          <w:rFonts w:ascii="Times New Roman" w:hAnsi="Times New Roman" w:cs="Times New Roman"/>
+          <w:color w:val="000000" w:themeColor="text1"/>
+          <w:sz w:val="28"/>
+          <w:szCs w:val="28"/>
+        </w:rPr>
+        <w:t xml:space="preserve">Добавлена кнопка «Удалить». При её нажатии активируется режим удаления: клик по вершине удаляет её и все связанные с ней рёбра, клик по ребру удаляет только это ребро. Повторное нажатие на кнопку возвращает </w:t>
+      </w:r>
+      <w:proofErr w:type="gramStart"/>
+      <w:r>
+        <w:rPr>
+          <w:rFonts w:ascii="Times New Roman" w:hAnsi="Times New Roman" w:cs="Times New Roman"/>
+          <w:color w:val="000000" w:themeColor="text1"/>
+          <w:sz w:val="28"/>
+          <w:szCs w:val="28"/>
+        </w:rPr>
+        <w:t>авто-режим</w:t>
+      </w:r>
+      <w:proofErr w:type="gramEnd"/>
+      <w:r>
+        <w:rPr>
+          <w:rFonts w:ascii="Times New Roman" w:hAnsi="Times New Roman" w:cs="Times New Roman"/>
+          <w:color w:val="000000" w:themeColor="text1"/>
+          <w:sz w:val="28"/>
+          <w:szCs w:val="28"/>
+        </w:rPr>
+        <w:t>.</w:t>
+      </w:r>
+    </w:p>
+    <w:p>
+      <w:pPr>
+        <w:spacing w:line="360" w:lineRule="auto"/>
+        <w:rPr>
+          <w:rFonts w:ascii="Times New Roman" w:hAnsi="Times New Roman" w:cs="Times New Roman"/>
+          <w:color w:val="000000" w:themeColor="text1"/>
+          <w:sz w:val="28"/>
+          <w:szCs w:val="28"/>
+        </w:rPr>
+      </w:pPr>
+      <w:r>
+        <w:rPr>
+          <w:rFonts w:ascii="Times New Roman" w:hAnsi="Times New Roman" w:cs="Times New Roman"/>
+          <w:color w:val="000000" w:themeColor="text1"/>
+          <w:sz w:val="28"/>
+          <w:szCs w:val="28"/>
+        </w:rPr>
+        <w:t>Сообщения об отрицательном цикле в информационной панели и в сохраняемом логе полностью совпадают и однозначно описывают ситуацию.</w:t>
+      </w:r>
+    </w:p>
+    <w:p>
+      <w:pPr>
+        <w:spacing w:line="360" w:lineRule="auto"/>
+        <w:rPr>
+          <w:rFonts w:ascii="Times New Roman" w:hAnsi="Times New Roman" w:cs="Times New Roman"/>
+          <w:color w:val="000000" w:themeColor="text1"/>
+          <w:sz w:val="28"/>
+          <w:szCs w:val="28"/>
+        </w:rPr>
+      </w:pPr>
+      <w:r>
+        <w:rPr>
+          <w:rFonts w:ascii="Times New Roman" w:hAnsi="Times New Roman" w:cs="Times New Roman"/>
+          <w:color w:val="000000" w:themeColor="text1"/>
+          <w:sz w:val="28"/>
+          <w:szCs w:val="28"/>
+        </w:rPr>
+        <w:lastRenderedPageBreak/>
+        <w:t>Расстояния до всех вершин после отработки алгоритма отображаются в информационной панели в виде списка: для каждой вершины выводится имя, расстояние и путь. Если путь не существует — выводится соответствующее сообщение.</w:t>
+      </w:r>
+    </w:p>
+    <w:p>
+      <w:pPr>
+        <w:pStyle w:val="1"/>
+        <w:rPr>
+          <w:rFonts w:ascii="Times New Roman" w:hAnsi="Times New Roman" w:cs="Times New Roman"/>
+          <w:b/>
+          <w:bCs/>
+        </w:rPr>
+      </w:pPr>
+      <w:r>
+        <w:rPr>
+          <w:rFonts w:ascii="Times New Roman" w:hAnsi="Times New Roman" w:cs="Times New Roman"/>
+          <w:b/>
+          <w:bCs/>
+        </w:rPr>
+        <w:br/>
       </w:r>
     </w:p>
     <w:sectPr>
@@ -1631,6 +1993,26 @@
       <w:szCs w:val="26"/>
     </w:rPr>
   </w:style>
+  <w:style w:type="paragraph" w:styleId="3">
+    <w:name w:val="heading 3"/>
+    <w:basedOn w:val="a"/>
+    <w:next w:val="a"/>
+    <w:link w:val="30"/>
+    <w:uiPriority w:val="9"/>
+    <w:unhideWhenUsed/>
+    <w:qFormat/>
+    <w:rsid w:val="00AC2D81"/>
+    <w:pPr>
+      <w:keepNext/>
+      <w:keepLines/>
+      <w:spacing w:before="40"/>
+      <w:outlineLvl w:val="2"/>
+    </w:pPr>
+    <w:rPr>
+      <w:rFonts w:asciiTheme="majorHAnsi" w:eastAsiaTheme="majorEastAsia" w:hAnsiTheme="majorHAnsi" w:cstheme="majorBidi"/>
+      <w:color w:val="1F3763" w:themeColor="accent1" w:themeShade="7F"/>
+    </w:rPr>
+  </w:style>
   <w:style w:type="character" w:default="1" w:styleId="a0">
     <w:name w:val="Default Paragraph Font"/>
     <w:uiPriority w:val="1"/>
@@ -1681,6 +2063,17 @@
       <w:color w:val="2F5496" w:themeColor="accent1" w:themeShade="BF"/>
       <w:sz w:val="26"/>
       <w:szCs w:val="26"/>
+    </w:rPr>
+  </w:style>
+  <w:style w:type="character" w:customStyle="1" w:styleId="30">
+    <w:name w:val="Заголовок 3 Знак"/>
+    <w:basedOn w:val="a0"/>
+    <w:link w:val="3"/>
+    <w:uiPriority w:val="9"/>
+    <w:rsid w:val="00AC2D81"/>
+    <w:rPr>
+      <w:rFonts w:asciiTheme="majorHAnsi" w:eastAsiaTheme="majorEastAsia" w:hAnsiTheme="majorHAnsi" w:cstheme="majorBidi"/>
+      <w:color w:val="1F3763" w:themeColor="accent1" w:themeShade="7F"/>
     </w:rPr>
   </w:style>
 </w:styles>
